--- a/docs/neuropulse_researchers.docx
+++ b/docs/neuropulse_researchers.docx
@@ -1394,7 +1394,7 @@
                 <w:sz w:val="19"/>
                 <w:szCs w:val="19"/>
               </w:rPr>
-              <w:t xml:space="preserve">Keenan Research Centre for Biomedical Science, St. Michael's Hospital (Unity Health Toronto)</w:t>
+              <w:t>Keenan Research Center for Biomedical Science, St. Michael's Hospital (Unity Health Toronto)</w:t>
             </w:r>
           </w:p>
           <w:p>
@@ -1778,7 +1778,7 @@
                 <w:sz w:val="18"/>
                 <w:szCs w:val="18"/>
               </w:rPr>
-              <w:t xml:space="preserve">Modality focus: PBM Retinal (660–670nm) — healthy ageing, AMD, colour vision, mitochondrial decline, cognitive function</w:t>
+              <w:t>Modality focus: PBM Retinal (660–670nm) — healthy ageing, AMD, color vision, mitochondrial decline, cognitive function</w:t>
             </w:r>
           </w:p>
         </w:tc>
@@ -1978,7 +1978,7 @@
                 <w:sz w:val="17"/>
                 <w:szCs w:val="17"/>
               </w:rPr>
-              <w:t xml:space="preserve">PBM Retinal (660–670nm) — healthy ageing, AMD, colour vision, mitochondrial decline, cognitive function</w:t>
+              <w:t>PBM Retinal (660–670nm) — healthy ageing, AMD, color vision, mitochondrial decline, cognitive function</w:t>
             </w:r>
           </w:p>
           <w:p>
@@ -2090,7 +2090,7 @@
                 <w:sz w:val="18"/>
                 <w:szCs w:val="18"/>
               </w:rPr>
-              <w:t xml:space="preserve">The world's authority on 670nm retinal photobiomodulation. His UCL group produced the foundational human studies showing 670nm improves colour contrast sensitivity for one week after a single 3-minute exposure (Sci Rep 2021). His mechanistic chain (mitochondria → CCO → ATP → retinal function → visual acuity) is the entire scientific rationale for NeuroPulse's Mode F (NIR retinal walk). UCL affiliation gives European regulatory context and NICE-relevant outcomes. A collaboration would be the first to test EEG correlates of retinal PBM — a genuinely novel research question.</w:t>
+              <w:t>The world's authority on 670nm retinal photobiomodulation. His UCL group produced the foundational human studies showing 670nm improves color contrast sensitivity for one week after a single 3-minute exposure (Sci Rep 2021). His mechanistic chain (mitochondria → CCO → ATP → retinal function → visual acuity) is the entire scientific rationale for NeuroPulse's Mode F (NIR retinal walk). UCL affiliation gives European regulatory context and NICE-relevant outcomes. A collaboration would be the first to test EEG correlates of retinal PBM — a genuinely novel research question.</w:t>
             </w:r>
           </w:p>
           <w:p>
@@ -2787,7 +2787,7 @@
                 <w:sz w:val="17"/>
                 <w:szCs w:val="17"/>
               </w:rPr>
-              <w:t xml:space="preserve">Professor and Director, Centre for Psychiatry and Psychotherapy · Centre for Mind, Brain and Behaviour (CMBB) · Published tACS+EEG working memory RCT (2025)</w:t>
+              <w:t>Professor and Director, Center for Psychiatry and Psychotherapy · Center for Mind, Brain and Behavior (CMBB) · Published tACS+EEG working memory RCT (2025)</w:t>
             </w:r>
           </w:p>
           <w:p>
@@ -2817,7 +2817,7 @@
                 <w:sz w:val="17"/>
                 <w:szCs w:val="17"/>
               </w:rPr>
-              <w:t xml:space="preserve">Centre for Psychiatry and Psychotherapy · Centre for Mind, Brain and Behaviour (CMBB), Marburg and Giessen</w:t>
+              <w:t>Center for Psychiatry and Psychotherapy · Center for Mind, Brain and Behavior (CMBB), Marburg and Giessen</w:t>
             </w:r>
           </w:p>
           <w:p>
